--- a/Viajes de Presidentes - Latam/Bib/1_Bibliografía Priorizada.docx
+++ b/Viajes de Presidentes - Latam/Bib/1_Bibliografía Priorizada.docx
@@ -994,7 +994,7 @@
                 <w:sz w:val="18"/>
                 <w:szCs w:val="18"/>
               </w:rPr>
-              <w:t xml:space="preserve">Nivel 2</w:t>
+              <w:t xml:space="preserve">Nivel 1</w:t>
             </w:r>
           </w:p>
         </w:tc>
@@ -1021,7 +1021,7 @@
                 <w:sz w:val="18"/>
                 <w:szCs w:val="18"/>
               </w:rPr>
-              <w:t xml:space="preserve">Cason &amp; Power (2009)</w:t>
+              <w:t xml:space="preserve">Aras &amp; Fazlioglu (2025)</w:t>
             </w:r>
           </w:p>
         </w:tc>
@@ -1048,7 +1048,7 @@
                 <w:sz w:val="18"/>
                 <w:szCs w:val="18"/>
               </w:rPr>
-              <w:t xml:space="preserve">Presidencialización de la política exterior brasileña</w:t>
+              <w:t xml:space="preserve">Dataset gemelo de COLT pero para Rusia: que determina los viajes de lideres</w:t>
             </w:r>
           </w:p>
         </w:tc>
@@ -1106,7 +1106,7 @@
                 <w:sz w:val="18"/>
                 <w:szCs w:val="18"/>
               </w:rPr>
-              <w:t xml:space="preserve">Nivel 2</w:t>
+              <w:t xml:space="preserve">Nivel 1</w:t>
             </w:r>
           </w:p>
         </w:tc>
@@ -1132,7 +1132,7 @@
                 <w:sz w:val="18"/>
                 <w:szCs w:val="18"/>
               </w:rPr>
-              <w:t xml:space="preserve">Neto &amp; Malamud (2019)</w:t>
+              <w:t xml:space="preserve">Peña (2005)</w:t>
             </w:r>
           </w:p>
         </w:tc>
@@ -1158,7 +1158,7 @@
                 <w:sz w:val="18"/>
                 <w:szCs w:val="18"/>
               </w:rPr>
-              <w:t xml:space="preserve">Capacidad de las cancillerías vs. diplomacia presidencial</w:t>
+              <w:t xml:space="preserve">Reflexion temprana sobre la proliferacion de cumbres presidenciales en Sudamerica</w:t>
             </w:r>
           </w:p>
         </w:tc>
@@ -1243,7 +1243,7 @@
                 <w:sz w:val="18"/>
                 <w:szCs w:val="18"/>
               </w:rPr>
-              <w:t xml:space="preserve">Neto &amp; Malamud (2020)</w:t>
+              <w:t xml:space="preserve">Cason &amp; Power (2009)</w:t>
             </w:r>
           </w:p>
         </w:tc>
@@ -1270,7 +1270,7 @@
                 <w:sz w:val="18"/>
                 <w:szCs w:val="18"/>
               </w:rPr>
-              <w:t xml:space="preserve">Cuándo el presidente delega la política exterior en su canciller</w:t>
+              <w:t xml:space="preserve">Presidencialización de la política exterior brasileña</w:t>
             </w:r>
           </w:p>
         </w:tc>
@@ -1354,7 +1354,7 @@
                 <w:sz w:val="18"/>
                 <w:szCs w:val="18"/>
               </w:rPr>
-              <w:t xml:space="preserve">Barnabé (2010)</w:t>
+              <w:t xml:space="preserve">Neto &amp; Malamud (2019)</w:t>
             </w:r>
           </w:p>
         </w:tc>
@@ -1380,7 +1380,7 @@
                 <w:sz w:val="18"/>
                 <w:szCs w:val="18"/>
               </w:rPr>
-              <w:t xml:space="preserve">Diplomacia presidencial en Brasil: FHC vs. Lula</w:t>
+              <w:t xml:space="preserve">Capacidad de las cancillerías vs. diplomacia presidencial</w:t>
             </w:r>
           </w:p>
         </w:tc>
@@ -1465,7 +1465,7 @@
                 <w:sz w:val="18"/>
                 <w:szCs w:val="18"/>
               </w:rPr>
-              <w:t xml:space="preserve">Burges (2017)</w:t>
+              <w:t xml:space="preserve">Neto &amp; Malamud (2020)</w:t>
             </w:r>
           </w:p>
         </w:tc>
@@ -1492,7 +1492,7 @@
                 <w:sz w:val="18"/>
                 <w:szCs w:val="18"/>
               </w:rPr>
-              <w:t xml:space="preserve">El liderazgo presidencial como motor de cambio en la PE brasileña</w:t>
+              <w:t xml:space="preserve">Cuándo el presidente delega la política exterior en su canciller</w:t>
             </w:r>
           </w:p>
         </w:tc>
@@ -1550,7 +1550,7 @@
                 <w:sz w:val="18"/>
                 <w:szCs w:val="18"/>
               </w:rPr>
-              <w:t xml:space="preserve">Nivel 3</w:t>
+              <w:t xml:space="preserve">Nivel 2</w:t>
             </w:r>
           </w:p>
         </w:tc>
@@ -1576,7 +1576,7 @@
                 <w:sz w:val="18"/>
                 <w:szCs w:val="18"/>
               </w:rPr>
-              <w:t xml:space="preserve">Merke (2026)</w:t>
+              <w:t xml:space="preserve">Barnabé (2010)</w:t>
             </w:r>
           </w:p>
         </w:tc>
@@ -1602,7 +1602,7 @@
                 <w:sz w:val="18"/>
                 <w:szCs w:val="18"/>
               </w:rPr>
-              <w:t xml:space="preserve">El realineamiento de Milei</w:t>
+              <w:t xml:space="preserve">Diplomacia presidencial en Brasil: FHC vs. Lula</w:t>
             </w:r>
           </w:p>
         </w:tc>
@@ -1660,7 +1660,7 @@
                 <w:sz w:val="18"/>
                 <w:szCs w:val="18"/>
               </w:rPr>
-              <w:t xml:space="preserve">Nivel 3</w:t>
+              <w:t xml:space="preserve">Nivel 2</w:t>
             </w:r>
           </w:p>
         </w:tc>
@@ -1687,7 +1687,7 @@
                 <w:sz w:val="18"/>
                 <w:szCs w:val="18"/>
               </w:rPr>
-              <w:t xml:space="preserve">Barrenengoa &amp; Kan (2023)</w:t>
+              <w:t xml:space="preserve">Burges (2017)</w:t>
             </w:r>
           </w:p>
         </w:tc>
@@ -1714,7 +1714,7 @@
                 <w:sz w:val="18"/>
                 <w:szCs w:val="18"/>
               </w:rPr>
-              <w:t xml:space="preserve">La política exterior regional de Macri (2015-2019)</w:t>
+              <w:t xml:space="preserve">El liderazgo presidencial como motor de cambio en la PE brasileña</w:t>
             </w:r>
           </w:p>
         </w:tc>
@@ -1798,7 +1798,7 @@
                 <w:sz w:val="18"/>
                 <w:szCs w:val="18"/>
               </w:rPr>
-              <w:t xml:space="preserve">Romualdo Silva (2020)</w:t>
+              <w:t xml:space="preserve">Merke (2026)</w:t>
             </w:r>
           </w:p>
         </w:tc>
@@ -1824,7 +1824,7 @@
                 <w:sz w:val="18"/>
                 <w:szCs w:val="18"/>
               </w:rPr>
-              <w:t xml:space="preserve">La diplomacia (débil) de Dilma en Sudamérica</w:t>
+              <w:t xml:space="preserve">El realineamiento de Milei</w:t>
             </w:r>
           </w:p>
         </w:tc>
@@ -1909,7 +1909,7 @@
                 <w:sz w:val="18"/>
                 <w:szCs w:val="18"/>
               </w:rPr>
-              <w:t xml:space="preserve">Barros &amp; Gonçalves (2021)</w:t>
+              <w:t xml:space="preserve">Barrenengoa &amp; Kan (2023)</w:t>
             </w:r>
           </w:p>
         </w:tc>
@@ -1936,7 +1936,7 @@
                 <w:sz w:val="18"/>
                 <w:szCs w:val="18"/>
               </w:rPr>
-              <w:t xml:space="preserve">La crisis de UNASUR y el giro brasileño hacia Prosur</w:t>
+              <w:t xml:space="preserve">La política exterior regional de Macri (2015-2019)</w:t>
             </w:r>
           </w:p>
         </w:tc>
@@ -2020,7 +2020,7 @@
                 <w:sz w:val="18"/>
                 <w:szCs w:val="18"/>
               </w:rPr>
-              <w:t xml:space="preserve">Nolte (2021)</w:t>
+              <w:t xml:space="preserve">Romualdo Silva (2020)</w:t>
             </w:r>
           </w:p>
         </w:tc>
@@ -2046,7 +2046,7 @@
                 <w:sz w:val="18"/>
                 <w:szCs w:val="18"/>
               </w:rPr>
-              <w:t xml:space="preserve">El fin de la "época dorada" de las cumbres regionales</w:t>
+              <w:t xml:space="preserve">La diplomacia (débil) de Dilma en Sudamérica</w:t>
             </w:r>
           </w:p>
         </w:tc>
@@ -2131,7 +2131,7 @@
                 <w:sz w:val="18"/>
                 <w:szCs w:val="18"/>
               </w:rPr>
-              <w:t xml:space="preserve">Merke &amp; Pereyra Doval (2022)</w:t>
+              <w:t xml:space="preserve">Barros &amp; Gonçalves (2021)</w:t>
             </w:r>
           </w:p>
         </w:tc>
@@ -2158,7 +2158,7 @@
                 <w:sz w:val="18"/>
                 <w:szCs w:val="18"/>
               </w:rPr>
-              <w:t xml:space="preserve">El enfriamiento de la relación Argentina-Brasil</w:t>
+              <w:t xml:space="preserve">La crisis de UNASUR y el giro brasileño hacia Prosur</w:t>
             </w:r>
           </w:p>
         </w:tc>
@@ -2242,7 +2242,7 @@
                 <w:sz w:val="18"/>
                 <w:szCs w:val="18"/>
               </w:rPr>
-              <w:t xml:space="preserve">González &amp; Tokatlian (2026)</w:t>
+              <w:t xml:space="preserve">Nolte (2021)</w:t>
             </w:r>
           </w:p>
         </w:tc>
@@ -2268,7 +2268,7 @@
                 <w:sz w:val="18"/>
                 <w:szCs w:val="18"/>
               </w:rPr>
-              <w:t xml:space="preserve">Contexto regional bajo el segundo gobierno de Trump</w:t>
+              <w:t xml:space="preserve">El fin de la "época dorada" de las cumbres regionales</w:t>
             </w:r>
           </w:p>
         </w:tc>
@@ -2353,7 +2353,7 @@
                 <w:sz w:val="18"/>
                 <w:szCs w:val="18"/>
               </w:rPr>
-              <w:t xml:space="preserve">Merke, Reynoso &amp; Schenoni (2020)</w:t>
+              <w:t xml:space="preserve">Merke &amp; Pereyra Doval (2022)</w:t>
             </w:r>
           </w:p>
         </w:tc>
@@ -2380,7 +2380,7 @@
                 <w:sz w:val="18"/>
                 <w:szCs w:val="18"/>
               </w:rPr>
-              <w:t xml:space="preserve">Qué explica el cambio de política exterior entre gobiernos</w:t>
+              <w:t xml:space="preserve">El enfriamiento de la relación Argentina-Brasil</w:t>
             </w:r>
           </w:p>
         </w:tc>
@@ -2464,7 +2464,7 @@
                 <w:sz w:val="18"/>
                 <w:szCs w:val="18"/>
               </w:rPr>
-              <w:t xml:space="preserve">Merke &amp; Reynoso (2016)</w:t>
+              <w:t xml:space="preserve">González &amp; Tokatlian (2026)</w:t>
             </w:r>
           </w:p>
         </w:tc>
@@ -2490,7 +2490,7 @@
                 <w:sz w:val="18"/>
                 <w:szCs w:val="18"/>
               </w:rPr>
-              <w:t xml:space="preserve">Encuesta a expertos: orientación de política exterior por presidente</w:t>
+              <w:t xml:space="preserve">Contexto regional bajo el segundo gobierno de Trump</w:t>
             </w:r>
           </w:p>
         </w:tc>
@@ -2548,7 +2548,7 @@
                 <w:sz w:val="18"/>
                 <w:szCs w:val="18"/>
               </w:rPr>
-              <w:t xml:space="preserve">Nivel 4</w:t>
+              <w:t xml:space="preserve">Nivel 3</w:t>
             </w:r>
           </w:p>
         </w:tc>
@@ -2575,7 +2575,7 @@
                 <w:sz w:val="18"/>
                 <w:szCs w:val="18"/>
               </w:rPr>
-              <w:t xml:space="preserve">Cohen (2016)</w:t>
+              <w:t xml:space="preserve">Merke, Reynoso &amp; Schenoni (2020)</w:t>
             </w:r>
           </w:p>
         </w:tc>
@@ -2602,7 +2602,7 @@
                 <w:sz w:val="18"/>
                 <w:szCs w:val="18"/>
               </w:rPr>
-              <w:t xml:space="preserve">Viajes y opinión pública extranjera (caso EE. UU.)</w:t>
+              <w:t xml:space="preserve">Qué explica el cambio de política exterior entre gobiernos</w:t>
             </w:r>
           </w:p>
         </w:tc>
@@ -2660,7 +2660,7 @@
                 <w:sz w:val="18"/>
                 <w:szCs w:val="18"/>
               </w:rPr>
-              <w:t xml:space="preserve">Nivel 4</w:t>
+              <w:t xml:space="preserve">Nivel 3</w:t>
             </w:r>
           </w:p>
         </w:tc>
@@ -2686,7 +2686,7 @@
                 <w:sz w:val="18"/>
                 <w:szCs w:val="18"/>
               </w:rPr>
-              <w:t xml:space="preserve">Cavari &amp; Ables (2019)</w:t>
+              <w:t xml:space="preserve">Merke &amp; Reynoso (2016)</w:t>
             </w:r>
           </w:p>
         </w:tc>
@@ -2712,7 +2712,7 @@
                 <w:sz w:val="18"/>
                 <w:szCs w:val="18"/>
               </w:rPr>
-              <w:t xml:space="preserve">Otro dataset de viajes de presidentes de EE. UU. (1953-2016)</w:t>
+              <w:t xml:space="preserve">Encuesta a expertos: orientación de política exterior por presidente</w:t>
             </w:r>
           </w:p>
         </w:tc>
@@ -2770,7 +2770,7 @@
                 <w:sz w:val="18"/>
                 <w:szCs w:val="18"/>
               </w:rPr>
-              <w:t xml:space="preserve">Nivel 4</w:t>
+              <w:t xml:space="preserve">Nivel 3</w:t>
             </w:r>
           </w:p>
         </w:tc>
@@ -2797,7 +2797,7 @@
                 <w:sz w:val="18"/>
                 <w:szCs w:val="18"/>
               </w:rPr>
-              <w:t xml:space="preserve">Koliev &amp; Lundgren (2021)</w:t>
+              <w:t xml:space="preserve">Gomes Saraiva (2010)</w:t>
             </w:r>
           </w:p>
         </w:tc>
@@ -2824,7 +2824,7 @@
                 <w:sz w:val="18"/>
                 <w:szCs w:val="18"/>
               </w:rPr>
-              <w:t xml:space="preserve">Qué determina que un líder extranjero visite EE. UU.</w:t>
+              <w:t xml:space="preserve">La tension Mercosur vs. Sudamerica en la politica exterior de Lula</w:t>
             </w:r>
           </w:p>
         </w:tc>
@@ -2863,6 +2863,7 @@
         <w:tc>
           <w:tcPr>
             <w:tcW w:type="dxa" w:w="1300"/>
+            <w:shd w:fill="D9D9D9" w:color="auto" w:val="clear"/>
             <w:tcMar>
               <w:top w:type="dxa" w:w="80"/>
               <w:left w:type="dxa" w:w="100"/>
@@ -2889,6 +2890,7 @@
         <w:tc>
           <w:tcPr>
             <w:tcW w:type="dxa" w:w="3000"/>
+            <w:shd w:fill="D9D9D9" w:color="auto" w:val="clear"/>
             <w:tcMar>
               <w:top w:type="dxa" w:w="80"/>
               <w:left w:type="dxa" w:w="100"/>
@@ -2908,39 +2910,41 @@
                 <w:sz w:val="18"/>
                 <w:szCs w:val="18"/>
               </w:rPr>
-              <w:t xml:space="preserve">Malis &amp; Smith (2021)</w:t>
+              <w:t xml:space="preserve">Cohen (2016)</w:t>
             </w:r>
           </w:p>
         </w:tc>
         <w:tc>
           <w:tcPr>
             <w:tcW w:type="dxa" w:w="4326"/>
-            <w:tcMar>
-              <w:top w:type="dxa" w:w="80"/>
-              <w:left w:type="dxa" w:w="100"/>
-              <w:bottom w:type="dxa" w:w="80"/>
-              <w:right w:type="dxa" w:w="100"/>
-            </w:tcMar>
-          </w:tcPr>
-          <w:p>
-            <w:pPr>
-              <w:jc w:val="left"/>
-            </w:pPr>
-            <w:r>
-              <w:rPr>
-                <w:b w:val="false"/>
-                <w:bCs w:val="false"/>
-                <w:color w:val="000000"/>
-                <w:sz w:val="18"/>
-                <w:szCs w:val="18"/>
-              </w:rPr>
-              <w:t xml:space="preserve">¿Las visitas de Estado ayudan a la supervivencia política del líder?</w:t>
+            <w:shd w:fill="D9D9D9" w:color="auto" w:val="clear"/>
+            <w:tcMar>
+              <w:top w:type="dxa" w:w="80"/>
+              <w:left w:type="dxa" w:w="100"/>
+              <w:bottom w:type="dxa" w:w="80"/>
+              <w:right w:type="dxa" w:w="100"/>
+            </w:tcMar>
+          </w:tcPr>
+          <w:p>
+            <w:pPr>
+              <w:jc w:val="left"/>
+            </w:pPr>
+            <w:r>
+              <w:rPr>
+                <w:b w:val="false"/>
+                <w:bCs w:val="false"/>
+                <w:color w:val="000000"/>
+                <w:sz w:val="18"/>
+                <w:szCs w:val="18"/>
+              </w:rPr>
+              <w:t xml:space="preserve">Viajes y opinión pública extranjera (caso EE. UU.)</w:t>
             </w:r>
           </w:p>
         </w:tc>
         <w:tc>
           <w:tcPr>
             <w:tcW w:type="dxa" w:w="900"/>
+            <w:shd w:fill="D9D9D9" w:color="auto" w:val="clear"/>
             <w:tcMar>
               <w:top w:type="dxa" w:w="80"/>
               <w:left w:type="dxa" w:w="100"/>
@@ -2972,7 +2976,6 @@
         <w:tc>
           <w:tcPr>
             <w:tcW w:type="dxa" w:w="1300"/>
-            <w:shd w:fill="D9D9D9" w:color="auto" w:val="clear"/>
             <w:tcMar>
               <w:top w:type="dxa" w:w="80"/>
               <w:left w:type="dxa" w:w="100"/>
@@ -2999,7 +3002,6 @@
         <w:tc>
           <w:tcPr>
             <w:tcW w:type="dxa" w:w="3000"/>
-            <w:shd w:fill="D9D9D9" w:color="auto" w:val="clear"/>
             <w:tcMar>
               <w:top w:type="dxa" w:w="80"/>
               <w:left w:type="dxa" w:w="100"/>
@@ -3019,41 +3021,39 @@
                 <w:sz w:val="18"/>
                 <w:szCs w:val="18"/>
               </w:rPr>
-              <w:t xml:space="preserve">Leite &amp; Cavalcante (2016)</w:t>
+              <w:t xml:space="preserve">Cavari &amp; Ables (2019)</w:t>
             </w:r>
           </w:p>
         </w:tc>
         <w:tc>
           <w:tcPr>
             <w:tcW w:type="dxa" w:w="4326"/>
-            <w:shd w:fill="D9D9D9" w:color="auto" w:val="clear"/>
-            <w:tcMar>
-              <w:top w:type="dxa" w:w="80"/>
-              <w:left w:type="dxa" w:w="100"/>
-              <w:bottom w:type="dxa" w:w="80"/>
-              <w:right w:type="dxa" w:w="100"/>
-            </w:tcMar>
-          </w:tcPr>
-          <w:p>
-            <w:pPr>
-              <w:jc w:val="left"/>
-            </w:pPr>
-            <w:r>
-              <w:rPr>
-                <w:b w:val="false"/>
-                <w:bCs w:val="false"/>
-                <w:color w:val="000000"/>
-                <w:sz w:val="18"/>
-                <w:szCs w:val="18"/>
-              </w:rPr>
-              <w:t xml:space="preserve">Brasil-África bajo Lula y Dilma (eje muy específico)</w:t>
+            <w:tcMar>
+              <w:top w:type="dxa" w:w="80"/>
+              <w:left w:type="dxa" w:w="100"/>
+              <w:bottom w:type="dxa" w:w="80"/>
+              <w:right w:type="dxa" w:w="100"/>
+            </w:tcMar>
+          </w:tcPr>
+          <w:p>
+            <w:pPr>
+              <w:jc w:val="left"/>
+            </w:pPr>
+            <w:r>
+              <w:rPr>
+                <w:b w:val="false"/>
+                <w:bCs w:val="false"/>
+                <w:color w:val="000000"/>
+                <w:sz w:val="18"/>
+                <w:szCs w:val="18"/>
+              </w:rPr>
+              <w:t xml:space="preserve">Otro dataset de viajes de presidentes de EE. UU. (1953-2016)</w:t>
             </w:r>
           </w:p>
         </w:tc>
         <w:tc>
           <w:tcPr>
             <w:tcW w:type="dxa" w:w="900"/>
-            <w:shd w:fill="D9D9D9" w:color="auto" w:val="clear"/>
             <w:tcMar>
               <w:top w:type="dxa" w:w="80"/>
               <w:left w:type="dxa" w:w="100"/>
@@ -3085,6 +3085,7 @@
         <w:tc>
           <w:tcPr>
             <w:tcW w:type="dxa" w:w="1300"/>
+            <w:shd w:fill="D9D9D9" w:color="auto" w:val="clear"/>
             <w:tcMar>
               <w:top w:type="dxa" w:w="80"/>
               <w:left w:type="dxa" w:w="100"/>
@@ -3111,6 +3112,7 @@
         <w:tc>
           <w:tcPr>
             <w:tcW w:type="dxa" w:w="3000"/>
+            <w:shd w:fill="D9D9D9" w:color="auto" w:val="clear"/>
             <w:tcMar>
               <w:top w:type="dxa" w:w="80"/>
               <w:left w:type="dxa" w:w="100"/>
@@ -3130,39 +3132,41 @@
                 <w:sz w:val="18"/>
                 <w:szCs w:val="18"/>
               </w:rPr>
-              <w:t xml:space="preserve">Ceppi &amp; Pereyra Doval (2026)</w:t>
+              <w:t xml:space="preserve">Koliev &amp; Lundgren (2021)</w:t>
             </w:r>
           </w:p>
         </w:tc>
         <w:tc>
           <w:tcPr>
             <w:tcW w:type="dxa" w:w="4326"/>
-            <w:tcMar>
-              <w:top w:type="dxa" w:w="80"/>
-              <w:left w:type="dxa" w:w="100"/>
-              <w:bottom w:type="dxa" w:w="80"/>
-              <w:right w:type="dxa" w:w="100"/>
-            </w:tcMar>
-          </w:tcPr>
-          <w:p>
-            <w:pPr>
-              <w:jc w:val="left"/>
-            </w:pPr>
-            <w:r>
-              <w:rPr>
-                <w:b w:val="false"/>
-                <w:bCs w:val="false"/>
-                <w:color w:val="000000"/>
-                <w:sz w:val="18"/>
-                <w:szCs w:val="18"/>
-              </w:rPr>
-              <w:t xml:space="preserve">Libro compilado sobre PE sudamericana en el siglo XXI</w:t>
+            <w:shd w:fill="D9D9D9" w:color="auto" w:val="clear"/>
+            <w:tcMar>
+              <w:top w:type="dxa" w:w="80"/>
+              <w:left w:type="dxa" w:w="100"/>
+              <w:bottom w:type="dxa" w:w="80"/>
+              <w:right w:type="dxa" w:w="100"/>
+            </w:tcMar>
+          </w:tcPr>
+          <w:p>
+            <w:pPr>
+              <w:jc w:val="left"/>
+            </w:pPr>
+            <w:r>
+              <w:rPr>
+                <w:b w:val="false"/>
+                <w:bCs w:val="false"/>
+                <w:color w:val="000000"/>
+                <w:sz w:val="18"/>
+                <w:szCs w:val="18"/>
+              </w:rPr>
+              <w:t xml:space="preserve">Qué determina que un líder extranjero visite EE. UU.</w:t>
             </w:r>
           </w:p>
         </w:tc>
         <w:tc>
           <w:tcPr>
             <w:tcW w:type="dxa" w:w="900"/>
+            <w:shd w:fill="D9D9D9" w:color="auto" w:val="clear"/>
             <w:tcMar>
               <w:top w:type="dxa" w:w="80"/>
               <w:left w:type="dxa" w:w="100"/>
@@ -3194,6 +3198,559 @@
         <w:tc>
           <w:tcPr>
             <w:tcW w:type="dxa" w:w="1300"/>
+            <w:tcMar>
+              <w:top w:type="dxa" w:w="80"/>
+              <w:left w:type="dxa" w:w="100"/>
+              <w:bottom w:type="dxa" w:w="80"/>
+              <w:right w:type="dxa" w:w="100"/>
+            </w:tcMar>
+          </w:tcPr>
+          <w:p>
+            <w:pPr>
+              <w:jc w:val="left"/>
+            </w:pPr>
+            <w:r>
+              <w:rPr>
+                <w:b w:val="false"/>
+                <w:bCs w:val="false"/>
+                <w:color w:val="000000"/>
+                <w:sz w:val="18"/>
+                <w:szCs w:val="18"/>
+              </w:rPr>
+              <w:t xml:space="preserve">Nivel 4</w:t>
+            </w:r>
+          </w:p>
+        </w:tc>
+        <w:tc>
+          <w:tcPr>
+            <w:tcW w:type="dxa" w:w="3000"/>
+            <w:tcMar>
+              <w:top w:type="dxa" w:w="80"/>
+              <w:left w:type="dxa" w:w="100"/>
+              <w:bottom w:type="dxa" w:w="80"/>
+              <w:right w:type="dxa" w:w="100"/>
+            </w:tcMar>
+          </w:tcPr>
+          <w:p>
+            <w:pPr>
+              <w:jc w:val="left"/>
+            </w:pPr>
+            <w:r>
+              <w:rPr>
+                <w:b/>
+                <w:bCs/>
+                <w:color w:val="000000"/>
+                <w:sz w:val="18"/>
+                <w:szCs w:val="18"/>
+              </w:rPr>
+              <w:t xml:space="preserve">Malis &amp; Smith (2021)</w:t>
+            </w:r>
+          </w:p>
+        </w:tc>
+        <w:tc>
+          <w:tcPr>
+            <w:tcW w:type="dxa" w:w="4326"/>
+            <w:tcMar>
+              <w:top w:type="dxa" w:w="80"/>
+              <w:left w:type="dxa" w:w="100"/>
+              <w:bottom w:type="dxa" w:w="80"/>
+              <w:right w:type="dxa" w:w="100"/>
+            </w:tcMar>
+          </w:tcPr>
+          <w:p>
+            <w:pPr>
+              <w:jc w:val="left"/>
+            </w:pPr>
+            <w:r>
+              <w:rPr>
+                <w:b w:val="false"/>
+                <w:bCs w:val="false"/>
+                <w:color w:val="000000"/>
+                <w:sz w:val="18"/>
+                <w:szCs w:val="18"/>
+              </w:rPr>
+              <w:t xml:space="preserve">¿Las visitas de Estado ayudan a la supervivencia política del líder?</w:t>
+            </w:r>
+          </w:p>
+        </w:tc>
+        <w:tc>
+          <w:tcPr>
+            <w:tcW w:type="dxa" w:w="900"/>
+            <w:tcMar>
+              <w:top w:type="dxa" w:w="80"/>
+              <w:left w:type="dxa" w:w="100"/>
+              <w:bottom w:type="dxa" w:w="80"/>
+              <w:right w:type="dxa" w:w="100"/>
+            </w:tcMar>
+          </w:tcPr>
+          <w:p>
+            <w:pPr>
+              <w:jc w:val="center"/>
+            </w:pPr>
+            <w:r>
+              <w:rPr>
+                <w:b w:val="false"/>
+                <w:bCs w:val="false"/>
+                <w:color w:val="000000"/>
+                <w:sz w:val="22"/>
+                <w:szCs w:val="22"/>
+              </w:rPr>
+              <w:t xml:space="preserve">☐</w:t>
+            </w:r>
+          </w:p>
+        </w:tc>
+      </w:tr>
+      <w:tr>
+        <w:trPr>
+          <w:cantSplit/>
+        </w:trPr>
+        <w:tc>
+          <w:tcPr>
+            <w:tcW w:type="dxa" w:w="1300"/>
+            <w:shd w:fill="D9D9D9" w:color="auto" w:val="clear"/>
+            <w:tcMar>
+              <w:top w:type="dxa" w:w="80"/>
+              <w:left w:type="dxa" w:w="100"/>
+              <w:bottom w:type="dxa" w:w="80"/>
+              <w:right w:type="dxa" w:w="100"/>
+            </w:tcMar>
+          </w:tcPr>
+          <w:p>
+            <w:pPr>
+              <w:jc w:val="left"/>
+            </w:pPr>
+            <w:r>
+              <w:rPr>
+                <w:b w:val="false"/>
+                <w:bCs w:val="false"/>
+                <w:color w:val="000000"/>
+                <w:sz w:val="18"/>
+                <w:szCs w:val="18"/>
+              </w:rPr>
+              <w:t xml:space="preserve">Nivel 4</w:t>
+            </w:r>
+          </w:p>
+        </w:tc>
+        <w:tc>
+          <w:tcPr>
+            <w:tcW w:type="dxa" w:w="3000"/>
+            <w:shd w:fill="D9D9D9" w:color="auto" w:val="clear"/>
+            <w:tcMar>
+              <w:top w:type="dxa" w:w="80"/>
+              <w:left w:type="dxa" w:w="100"/>
+              <w:bottom w:type="dxa" w:w="80"/>
+              <w:right w:type="dxa" w:w="100"/>
+            </w:tcMar>
+          </w:tcPr>
+          <w:p>
+            <w:pPr>
+              <w:jc w:val="left"/>
+            </w:pPr>
+            <w:r>
+              <w:rPr>
+                <w:b/>
+                <w:bCs/>
+                <w:color w:val="000000"/>
+                <w:sz w:val="18"/>
+                <w:szCs w:val="18"/>
+              </w:rPr>
+              <w:t xml:space="preserve">Leite &amp; Cavalcante (2016)</w:t>
+            </w:r>
+          </w:p>
+        </w:tc>
+        <w:tc>
+          <w:tcPr>
+            <w:tcW w:type="dxa" w:w="4326"/>
+            <w:shd w:fill="D9D9D9" w:color="auto" w:val="clear"/>
+            <w:tcMar>
+              <w:top w:type="dxa" w:w="80"/>
+              <w:left w:type="dxa" w:w="100"/>
+              <w:bottom w:type="dxa" w:w="80"/>
+              <w:right w:type="dxa" w:w="100"/>
+            </w:tcMar>
+          </w:tcPr>
+          <w:p>
+            <w:pPr>
+              <w:jc w:val="left"/>
+            </w:pPr>
+            <w:r>
+              <w:rPr>
+                <w:b w:val="false"/>
+                <w:bCs w:val="false"/>
+                <w:color w:val="000000"/>
+                <w:sz w:val="18"/>
+                <w:szCs w:val="18"/>
+              </w:rPr>
+              <w:t xml:space="preserve">Brasil-África bajo Lula y Dilma (eje muy específico)</w:t>
+            </w:r>
+          </w:p>
+        </w:tc>
+        <w:tc>
+          <w:tcPr>
+            <w:tcW w:type="dxa" w:w="900"/>
+            <w:shd w:fill="D9D9D9" w:color="auto" w:val="clear"/>
+            <w:tcMar>
+              <w:top w:type="dxa" w:w="80"/>
+              <w:left w:type="dxa" w:w="100"/>
+              <w:bottom w:type="dxa" w:w="80"/>
+              <w:right w:type="dxa" w:w="100"/>
+            </w:tcMar>
+          </w:tcPr>
+          <w:p>
+            <w:pPr>
+              <w:jc w:val="center"/>
+            </w:pPr>
+            <w:r>
+              <w:rPr>
+                <w:b w:val="false"/>
+                <w:bCs w:val="false"/>
+                <w:color w:val="000000"/>
+                <w:sz w:val="22"/>
+                <w:szCs w:val="22"/>
+              </w:rPr>
+              <w:t xml:space="preserve">☐</w:t>
+            </w:r>
+          </w:p>
+        </w:tc>
+      </w:tr>
+      <w:tr>
+        <w:trPr>
+          <w:cantSplit/>
+        </w:trPr>
+        <w:tc>
+          <w:tcPr>
+            <w:tcW w:type="dxa" w:w="1300"/>
+            <w:tcMar>
+              <w:top w:type="dxa" w:w="80"/>
+              <w:left w:type="dxa" w:w="100"/>
+              <w:bottom w:type="dxa" w:w="80"/>
+              <w:right w:type="dxa" w:w="100"/>
+            </w:tcMar>
+          </w:tcPr>
+          <w:p>
+            <w:pPr>
+              <w:jc w:val="left"/>
+            </w:pPr>
+            <w:r>
+              <w:rPr>
+                <w:b w:val="false"/>
+                <w:bCs w:val="false"/>
+                <w:color w:val="000000"/>
+                <w:sz w:val="18"/>
+                <w:szCs w:val="18"/>
+              </w:rPr>
+              <w:t xml:space="preserve">Nivel 4</w:t>
+            </w:r>
+          </w:p>
+        </w:tc>
+        <w:tc>
+          <w:tcPr>
+            <w:tcW w:type="dxa" w:w="3000"/>
+            <w:tcMar>
+              <w:top w:type="dxa" w:w="80"/>
+              <w:left w:type="dxa" w:w="100"/>
+              <w:bottom w:type="dxa" w:w="80"/>
+              <w:right w:type="dxa" w:w="100"/>
+            </w:tcMar>
+          </w:tcPr>
+          <w:p>
+            <w:pPr>
+              <w:jc w:val="left"/>
+            </w:pPr>
+            <w:r>
+              <w:rPr>
+                <w:b/>
+                <w:bCs/>
+                <w:color w:val="000000"/>
+                <w:sz w:val="18"/>
+                <w:szCs w:val="18"/>
+              </w:rPr>
+              <w:t xml:space="preserve">Ceppi &amp; Pereyra Doval (2026)</w:t>
+            </w:r>
+          </w:p>
+        </w:tc>
+        <w:tc>
+          <w:tcPr>
+            <w:tcW w:type="dxa" w:w="4326"/>
+            <w:tcMar>
+              <w:top w:type="dxa" w:w="80"/>
+              <w:left w:type="dxa" w:w="100"/>
+              <w:bottom w:type="dxa" w:w="80"/>
+              <w:right w:type="dxa" w:w="100"/>
+            </w:tcMar>
+          </w:tcPr>
+          <w:p>
+            <w:pPr>
+              <w:jc w:val="left"/>
+            </w:pPr>
+            <w:r>
+              <w:rPr>
+                <w:b w:val="false"/>
+                <w:bCs w:val="false"/>
+                <w:color w:val="000000"/>
+                <w:sz w:val="18"/>
+                <w:szCs w:val="18"/>
+              </w:rPr>
+              <w:t xml:space="preserve">Libro compilado sobre PE sudamericana en el siglo XXI</w:t>
+            </w:r>
+          </w:p>
+        </w:tc>
+        <w:tc>
+          <w:tcPr>
+            <w:tcW w:type="dxa" w:w="900"/>
+            <w:tcMar>
+              <w:top w:type="dxa" w:w="80"/>
+              <w:left w:type="dxa" w:w="100"/>
+              <w:bottom w:type="dxa" w:w="80"/>
+              <w:right w:type="dxa" w:w="100"/>
+            </w:tcMar>
+          </w:tcPr>
+          <w:p>
+            <w:pPr>
+              <w:jc w:val="center"/>
+            </w:pPr>
+            <w:r>
+              <w:rPr>
+                <w:b w:val="false"/>
+                <w:bCs w:val="false"/>
+                <w:color w:val="000000"/>
+                <w:sz w:val="22"/>
+                <w:szCs w:val="22"/>
+              </w:rPr>
+              <w:t xml:space="preserve">☐</w:t>
+            </w:r>
+          </w:p>
+        </w:tc>
+      </w:tr>
+      <w:tr>
+        <w:trPr>
+          <w:cantSplit/>
+        </w:trPr>
+        <w:tc>
+          <w:tcPr>
+            <w:tcW w:type="dxa" w:w="1300"/>
+            <w:shd w:fill="D9D9D9" w:color="auto" w:val="clear"/>
+            <w:tcMar>
+              <w:top w:type="dxa" w:w="80"/>
+              <w:left w:type="dxa" w:w="100"/>
+              <w:bottom w:type="dxa" w:w="80"/>
+              <w:right w:type="dxa" w:w="100"/>
+            </w:tcMar>
+          </w:tcPr>
+          <w:p>
+            <w:pPr>
+              <w:jc w:val="left"/>
+            </w:pPr>
+            <w:r>
+              <w:rPr>
+                <w:b w:val="false"/>
+                <w:bCs w:val="false"/>
+                <w:color w:val="000000"/>
+                <w:sz w:val="18"/>
+                <w:szCs w:val="18"/>
+              </w:rPr>
+              <w:t xml:space="preserve">Nivel 4</w:t>
+            </w:r>
+          </w:p>
+        </w:tc>
+        <w:tc>
+          <w:tcPr>
+            <w:tcW w:type="dxa" w:w="3000"/>
+            <w:shd w:fill="D9D9D9" w:color="auto" w:val="clear"/>
+            <w:tcMar>
+              <w:top w:type="dxa" w:w="80"/>
+              <w:left w:type="dxa" w:w="100"/>
+              <w:bottom w:type="dxa" w:w="80"/>
+              <w:right w:type="dxa" w:w="100"/>
+            </w:tcMar>
+          </w:tcPr>
+          <w:p>
+            <w:pPr>
+              <w:jc w:val="left"/>
+            </w:pPr>
+            <w:r>
+              <w:rPr>
+                <w:b/>
+                <w:bCs/>
+                <w:color w:val="000000"/>
+                <w:sz w:val="18"/>
+                <w:szCs w:val="18"/>
+              </w:rPr>
+              <w:t xml:space="preserve">Charnock, McCann &amp; Tenpas (2009)</w:t>
+            </w:r>
+          </w:p>
+        </w:tc>
+        <w:tc>
+          <w:tcPr>
+            <w:tcW w:type="dxa" w:w="4326"/>
+            <w:shd w:fill="D9D9D9" w:color="auto" w:val="clear"/>
+            <w:tcMar>
+              <w:top w:type="dxa" w:w="80"/>
+              <w:left w:type="dxa" w:w="100"/>
+              <w:bottom w:type="dxa" w:w="80"/>
+              <w:right w:type="dxa" w:w="100"/>
+            </w:tcMar>
+          </w:tcPr>
+          <w:p>
+            <w:pPr>
+              <w:jc w:val="left"/>
+            </w:pPr>
+            <w:r>
+              <w:rPr>
+                <w:b w:val="false"/>
+                <w:bCs w:val="false"/>
+                <w:color w:val="000000"/>
+                <w:sz w:val="18"/>
+                <w:szCs w:val="18"/>
+              </w:rPr>
+              <w:t xml:space="preserve">Viajes domesticos de EE. UU. como estrategia de colegio electoral (no es politica exterior, pero es buen contrapunto)</w:t>
+            </w:r>
+          </w:p>
+        </w:tc>
+        <w:tc>
+          <w:tcPr>
+            <w:tcW w:type="dxa" w:w="900"/>
+            <w:shd w:fill="D9D9D9" w:color="auto" w:val="clear"/>
+            <w:tcMar>
+              <w:top w:type="dxa" w:w="80"/>
+              <w:left w:type="dxa" w:w="100"/>
+              <w:bottom w:type="dxa" w:w="80"/>
+              <w:right w:type="dxa" w:w="100"/>
+            </w:tcMar>
+          </w:tcPr>
+          <w:p>
+            <w:pPr>
+              <w:jc w:val="center"/>
+            </w:pPr>
+            <w:r>
+              <w:rPr>
+                <w:b w:val="false"/>
+                <w:bCs w:val="false"/>
+                <w:color w:val="000000"/>
+                <w:sz w:val="22"/>
+                <w:szCs w:val="22"/>
+              </w:rPr>
+              <w:t xml:space="preserve">☐</w:t>
+            </w:r>
+          </w:p>
+        </w:tc>
+      </w:tr>
+      <w:tr>
+        <w:trPr>
+          <w:cantSplit/>
+        </w:trPr>
+        <w:tc>
+          <w:tcPr>
+            <w:tcW w:type="dxa" w:w="1300"/>
+            <w:tcMar>
+              <w:top w:type="dxa" w:w="80"/>
+              <w:left w:type="dxa" w:w="100"/>
+              <w:bottom w:type="dxa" w:w="80"/>
+              <w:right w:type="dxa" w:w="100"/>
+            </w:tcMar>
+          </w:tcPr>
+          <w:p>
+            <w:pPr>
+              <w:jc w:val="left"/>
+            </w:pPr>
+            <w:r>
+              <w:rPr>
+                <w:b w:val="false"/>
+                <w:bCs w:val="false"/>
+                <w:color w:val="000000"/>
+                <w:sz w:val="18"/>
+                <w:szCs w:val="18"/>
+              </w:rPr>
+              <w:t xml:space="preserve">Nivel 4</w:t>
+            </w:r>
+          </w:p>
+        </w:tc>
+        <w:tc>
+          <w:tcPr>
+            <w:tcW w:type="dxa" w:w="3000"/>
+            <w:tcMar>
+              <w:top w:type="dxa" w:w="80"/>
+              <w:left w:type="dxa" w:w="100"/>
+              <w:bottom w:type="dxa" w:w="80"/>
+              <w:right w:type="dxa" w:w="100"/>
+            </w:tcMar>
+          </w:tcPr>
+          <w:p>
+            <w:pPr>
+              <w:jc w:val="left"/>
+            </w:pPr>
+            <w:r>
+              <w:rPr>
+                <w:b/>
+                <w:bCs/>
+                <w:color w:val="000000"/>
+                <w:sz w:val="18"/>
+                <w:szCs w:val="18"/>
+              </w:rPr>
+              <w:t xml:space="preserve">Lee &amp; Kim (2024)</w:t>
+            </w:r>
+          </w:p>
+        </w:tc>
+        <w:tc>
+          <w:tcPr>
+            <w:tcW w:type="dxa" w:w="4326"/>
+            <w:tcMar>
+              <w:top w:type="dxa" w:w="80"/>
+              <w:left w:type="dxa" w:w="100"/>
+              <w:bottom w:type="dxa" w:w="80"/>
+              <w:right w:type="dxa" w:w="100"/>
+            </w:tcMar>
+          </w:tcPr>
+          <w:p>
+            <w:pPr>
+              <w:jc w:val="left"/>
+            </w:pPr>
+            <w:r>
+              <w:rPr>
+                <w:b w:val="false"/>
+                <w:bCs w:val="false"/>
+                <w:color w:val="000000"/>
+                <w:sz w:val="18"/>
+                <w:szCs w:val="18"/>
+              </w:rPr>
+              <w:t xml:space="preserve">Metodo alternativo: tratar destinos como datos composicionales, no observaciones independientes</w:t>
+            </w:r>
+          </w:p>
+        </w:tc>
+        <w:tc>
+          <w:tcPr>
+            <w:tcW w:type="dxa" w:w="900"/>
+            <w:tcMar>
+              <w:top w:type="dxa" w:w="80"/>
+              <w:left w:type="dxa" w:w="100"/>
+              <w:bottom w:type="dxa" w:w="80"/>
+              <w:right w:type="dxa" w:w="100"/>
+            </w:tcMar>
+          </w:tcPr>
+          <w:p>
+            <w:pPr>
+              <w:jc w:val="center"/>
+            </w:pPr>
+            <w:r>
+              <w:rPr>
+                <w:b w:val="false"/>
+                <w:bCs w:val="false"/>
+                <w:color w:val="000000"/>
+                <w:sz w:val="22"/>
+                <w:szCs w:val="22"/>
+              </w:rPr>
+              <w:t xml:space="preserve">☐</w:t>
+            </w:r>
+          </w:p>
+        </w:tc>
+      </w:tr>
+      <w:tr>
+        <w:trPr>
+          <w:cantSplit/>
+        </w:trPr>
+        <w:tc>
+          <w:tcPr>
+            <w:tcW w:type="dxa" w:w="1300"/>
             <w:shd w:fill="D9D9D9" w:color="auto" w:val="clear"/>
             <w:tcMar>
               <w:top w:type="dxa" w:w="80"/>
@@ -3724,6 +4281,134 @@
     </w:p>
     <w:p>
       <w:pPr>
+        <w:spacing w:after="120"/>
+        <w:ind w:left="100"/>
+      </w:pPr>
+      <w:r>
+        <w:rPr>
+          <w:i/>
+          <w:iCs/>
+          <w:color w:val="777777"/>
+          <w:sz w:val="17"/>
+          <w:szCs w:val="17"/>
+        </w:rPr>
+        <w:t xml:space="preserve">Nota: en la carpeta Bib tambien existe la version en ingles de este mismo trabajo, archivo "Malamud (2022).pdf" (el nombre del archivo tiene el anio mal puesto): Malamud, A. (2005). Presidential Diplomacy and the Institutional Underpinnings of MERCOSUR: An Empirical Examination. Latin American Research Review, 40(1).</w:t>
+      </w:r>
+    </w:p>
+    <w:p>
+      <w:pPr>
+        <w:pBdr>
+          <w:left w:val="single" w:color="404040" w:sz="12" w:space="8"/>
+        </w:pBdr>
+        <w:spacing w:after="40" w:before="240"/>
+        <w:ind w:left="100"/>
+      </w:pPr>
+      <w:r>
+        <w:rPr>
+          <w:b/>
+          <w:bCs/>
+          <w:sz w:val="22"/>
+          <w:szCs w:val="22"/>
+        </w:rPr>
+        <w:t xml:space="preserve">Aras &amp; Fazlioglu (2025)  —  Dataset gemelo de COLT pero para Rusia</w:t>
+      </w:r>
+    </w:p>
+    <w:p>
+      <w:pPr>
+        <w:spacing w:after="80"/>
+        <w:ind w:left="100"/>
+      </w:pPr>
+      <w:r>
+        <w:rPr>
+          <w:i/>
+          <w:iCs/>
+          <w:color w:val="444444"/>
+          <w:sz w:val="18"/>
+          <w:szCs w:val="18"/>
+        </w:rPr>
+        <w:t xml:space="preserve">Aras, B., &amp; Fazlioglu, B. (2025). The brothers Karamazov go abroad: A dataset of Russian leaders’ foreign visits. The Review of International Organizations, 21, 465–505. https://doi.org/10.1007/s11558-025-09584-5</w:t>
+      </w:r>
+    </w:p>
+    <w:p>
+      <w:pPr>
+        <w:spacing w:after="80"/>
+        <w:ind w:left="100"/>
+      </w:pPr>
+      <w:r>
+        <w:rPr>
+          <w:b/>
+          <w:bCs/>
+          <w:sz w:val="20"/>
+          <w:szCs w:val="20"/>
+        </w:rPr>
+        <w:t xml:space="preserve">Resumen: </w:t>
+      </w:r>
+      <w:r>
+        <w:rPr>
+          <w:sz w:val="20"/>
+          <w:szCs w:val="20"/>
+        </w:rPr>
+        <w:t xml:space="preserve">Presenta el “Russia Visits Dataset”, que registra viajes de alto nivel de lideres rusos (presidentes, primeros ministros, cancilleres) entre 1991 y 2023. Con un modelo probit muestra que factores estrategicos (politicos, economicos, militares) explican la distribucion de los viajes mucho mas que los factores domesticos, y que la pertenencia a organizaciones internacionales (como la Union Economica Eurasiatica) es un motor clave. Es un espejo metodologico de COLT aplicado a un solo pais: util para pensar como aislar factores estrategicos vs. domesticos en tu propia base.</w:t>
+      </w:r>
+    </w:p>
+    <w:p>
+      <w:pPr>
+        <w:pBdr>
+          <w:left w:val="single" w:color="404040" w:sz="12" w:space="8"/>
+        </w:pBdr>
+        <w:spacing w:after="40" w:before="240"/>
+        <w:ind w:left="100"/>
+      </w:pPr>
+      <w:r>
+        <w:rPr>
+          <w:b/>
+          <w:bCs/>
+          <w:sz w:val="22"/>
+          <w:szCs w:val="22"/>
+        </w:rPr>
+        <w:t xml:space="preserve">Peña (2005)  —  La compleja red de cumbres presidenciales en Sudamérica</w:t>
+      </w:r>
+    </w:p>
+    <w:p>
+      <w:pPr>
+        <w:spacing w:after="80"/>
+        <w:ind w:left="100"/>
+      </w:pPr>
+      <w:r>
+        <w:rPr>
+          <w:i/>
+          <w:iCs/>
+          <w:color w:val="444444"/>
+          <w:sz w:val="18"/>
+          <w:szCs w:val="18"/>
+        </w:rPr>
+        <w:t xml:space="preserve">Peña, F. (2005). La compleja red de cumbres presidenciales. Reflexiones sobre la diplomacia presidencial multilateral y multiespacial en America del Sur. America Latina Hoy, 40, 29-47.</w:t>
+      </w:r>
+    </w:p>
+    <w:p>
+      <w:pPr>
+        <w:spacing w:after="80"/>
+        <w:ind w:left="100"/>
+      </w:pPr>
+      <w:r>
+        <w:rPr>
+          <w:b/>
+          <w:bCs/>
+          <w:sz w:val="20"/>
+          <w:szCs w:val="20"/>
+        </w:rPr>
+        <w:t xml:space="preserve">Resumen: </w:t>
+      </w:r>
+      <w:r>
+        <w:rPr>
+          <w:sz w:val="20"/>
+          <w:szCs w:val="20"/>
+        </w:rPr>
+        <w:t xml:space="preserve">Reflexiona sobre la proliferacion de espacios de cumbres presidenciales en Sudamerica (Mercosur, Grupo de Rio, Cumbres Iberoamericanas, etc.) y sobre los riesgos y potencialidades de esa “compleja red” multiespacial para la diplomacia presidencial regional. Texto casi contemporaneo al inicio de tu ventana temporal (1994-2025) y anterior a la ola de nuevos organismos (UNASUR, CELAC) que vendria despues: sirve como punto de partida historico para pensar la evolucion de los viajes multilaterales de tu base.</w:t>
+      </w:r>
+    </w:p>
+    <w:p>
+      <w:pPr>
         <w:pStyle w:val="Heading1"/>
         <w:spacing w:after="80" w:before="400"/>
       </w:pPr>
@@ -4556,6 +5241,62 @@
     </w:p>
     <w:p>
       <w:pPr>
+        <w:pBdr>
+          <w:left w:val="single" w:color="404040" w:sz="12" w:space="8"/>
+        </w:pBdr>
+        <w:spacing w:after="40" w:before="240"/>
+        <w:ind w:left="100"/>
+      </w:pPr>
+      <w:r>
+        <w:rPr>
+          <w:b/>
+          <w:bCs/>
+          <w:sz w:val="22"/>
+          <w:szCs w:val="22"/>
+        </w:rPr>
+        <w:t xml:space="preserve">Gomes Saraiva (2010)  —  La política exterior de Lula hacia Sudamérica, entre Sudamérica y Mercosur</w:t>
+      </w:r>
+    </w:p>
+    <w:p>
+      <w:pPr>
+        <w:spacing w:after="80"/>
+        <w:ind w:left="100"/>
+      </w:pPr>
+      <w:r>
+        <w:rPr>
+          <w:i/>
+          <w:iCs/>
+          <w:color w:val="444444"/>
+          <w:sz w:val="18"/>
+          <w:szCs w:val="18"/>
+        </w:rPr>
+        <w:t xml:space="preserve">Gomes Saraiva, M. (2010). Brazilian foreign policy towards South America during the Lula administration: caught between South America and Mercosur. Revista Brasileira de Politica Internacional, 53(special edition), 151-168.</w:t>
+      </w:r>
+    </w:p>
+    <w:p>
+      <w:pPr>
+        <w:spacing w:after="80"/>
+        <w:ind w:left="100"/>
+      </w:pPr>
+      <w:r>
+        <w:rPr>
+          <w:b/>
+          <w:bCs/>
+          <w:sz w:val="20"/>
+          <w:szCs w:val="20"/>
+        </w:rPr>
+        <w:t xml:space="preserve">Resumen: </w:t>
+      </w:r>
+      <w:r>
+        <w:rPr>
+          <w:sz w:val="20"/>
+          <w:szCs w:val="20"/>
+        </w:rPr>
+        <w:t xml:space="preserve">Analiza la politica exterior brasileña hacia Sudamerica durante el gobierno de Lula (2003-2010), mostrando la tension entre dos lineas paralelas: la integracion via Mercosur (regionalismo abierto) y la construccion de un liderazgo brasileño mas amplio en Sudamerica. Complementa a Barnabe, Burges y Romualdo Silva para trazar el arco completo Cardoso-Lula-Dilma dentro de tu base.</w:t>
+      </w:r>
+    </w:p>
+    <w:p>
+      <w:pPr>
         <w:pStyle w:val="Heading1"/>
         <w:spacing w:after="80" w:before="400"/>
       </w:pPr>
@@ -4912,6 +5653,118 @@
           <w:szCs w:val="20"/>
         </w:rPr>
         <w:t xml:space="preserve">Libro compilado (278 páginas) sobre política exterior y diplomacia sudamericana contemporánea. No es un paper único sino una colección de capítulos de distintos autores: te conviene revisar el índice y elegir los 2-3 capítulos que traten específicamente a los países de tu base, en vez de leerlo completo.</w:t>
+      </w:r>
+    </w:p>
+    <w:p>
+      <w:pPr>
+        <w:pBdr>
+          <w:left w:val="single" w:color="404040" w:sz="12" w:space="8"/>
+        </w:pBdr>
+        <w:spacing w:after="40" w:before="240"/>
+        <w:ind w:left="100"/>
+      </w:pPr>
+      <w:r>
+        <w:rPr>
+          <w:b/>
+          <w:bCs/>
+          <w:sz w:val="22"/>
+          <w:szCs w:val="22"/>
+        </w:rPr>
+        <w:t xml:space="preserve">Charnock, McCann &amp; Tenpas (2009)  —  Viajes presidenciales de EE. UU. como estrategia de colegio electoral</w:t>
+      </w:r>
+    </w:p>
+    <w:p>
+      <w:pPr>
+        <w:spacing w:after="80"/>
+        <w:ind w:left="100"/>
+      </w:pPr>
+      <w:r>
+        <w:rPr>
+          <w:i/>
+          <w:iCs/>
+          <w:color w:val="444444"/>
+          <w:sz w:val="18"/>
+          <w:szCs w:val="18"/>
+        </w:rPr>
+        <w:t xml:space="preserve">Charnock, E. J., McCann, J. A., &amp; Tenpas, K. D. (2009). Presidential Travel from Eisenhower to George W. Bush: An “Electoral College” Strategy. Political Science Quarterly, 124(2), 323-339.</w:t>
+      </w:r>
+    </w:p>
+    <w:p>
+      <w:pPr>
+        <w:spacing w:after="80"/>
+        <w:ind w:left="100"/>
+      </w:pPr>
+      <w:r>
+        <w:rPr>
+          <w:b/>
+          <w:bCs/>
+          <w:sz w:val="20"/>
+          <w:szCs w:val="20"/>
+        </w:rPr>
+        <w:t xml:space="preserve">Resumen: </w:t>
+      </w:r>
+      <w:r>
+        <w:rPr>
+          <w:sz w:val="20"/>
+          <w:szCs w:val="20"/>
+        </w:rPr>
+        <w:t xml:space="preserve">Muestra que los viajes domesticos (no internacionales) de los presidentes de EE. UU. entre Eisenhower y G. W. Bush responden a una logica de estrategia electoral: se concentran en estados pendulo del colegio electoral, sobre todo cerca de elecciones. No es directamente comparable (viajes domesticos, no exteriores) pero sirve de contrapunto para separar la logica “electoral domestica” de la logica “de politica exterior” al interpretar por que un presidente viaja mas en unos años que en otros. Nota: el archivo en la carpeta Bib esta guardado como “Doherty (2009).pdf”, pero los autores reales son Charnock, McCann y Tenpas.</w:t>
+      </w:r>
+    </w:p>
+    <w:p>
+      <w:pPr>
+        <w:pBdr>
+          <w:left w:val="single" w:color="404040" w:sz="12" w:space="8"/>
+        </w:pBdr>
+        <w:spacing w:after="40" w:before="240"/>
+        <w:ind w:left="100"/>
+      </w:pPr>
+      <w:r>
+        <w:rPr>
+          <w:b/>
+          <w:bCs/>
+          <w:sz w:val="22"/>
+          <w:szCs w:val="22"/>
+        </w:rPr>
+        <w:t xml:space="preserve">Lee &amp; Kim (2024)  —  Análisis composicional de las visitas diplomáticas de EE. UU.</w:t>
+      </w:r>
+    </w:p>
+    <w:p>
+      <w:pPr>
+        <w:spacing w:after="80"/>
+        <w:ind w:left="100"/>
+      </w:pPr>
+      <w:r>
+        <w:rPr>
+          <w:i/>
+          <w:iCs/>
+          <w:color w:val="444444"/>
+          <w:sz w:val="18"/>
+          <w:szCs w:val="18"/>
+        </w:rPr>
+        <w:t xml:space="preserve">Lee, J., &amp; Kim, J. D. (2024). Travel to allies or adversaries? A compositional analysis of U.S. diplomatic visits. Social Science Quarterly.</w:t>
+      </w:r>
+    </w:p>
+    <w:p>
+      <w:pPr>
+        <w:spacing w:after="80"/>
+        <w:ind w:left="100"/>
+      </w:pPr>
+      <w:r>
+        <w:rPr>
+          <w:b/>
+          <w:bCs/>
+          <w:sz w:val="20"/>
+          <w:szCs w:val="20"/>
+        </w:rPr>
+        <w:t xml:space="preserve">Resumen: </w:t>
+      </w:r>
+      <w:r>
+        <w:rPr>
+          <w:sz w:val="20"/>
+          <w:szCs w:val="20"/>
+        </w:rPr>
+        <w:t xml:space="preserve">Propone tratar las visitas diplomaticas como datos composicionales (participaciones relativas de un recurso politico escaso) en vez de observaciones independientes, y aplica ese metodo para ver si EE. UU. prioriza aliados o adversarios. Es un angulo metodologico interesante si en algun momento queres analizar la mezcla Bilateral/Multilateral/Otro de tu propia base como una composicion (participaciones que suman 100%) en vez de conteos separados.</w:t>
       </w:r>
     </w:p>
     <w:p>
